--- a/cinderella/legal/out-2026-10-07-final/Cinderella_Corp_-_Side_Letter_Agreement_Revenue_Share_Final.docx
+++ b/cinderella/legal/out-2026-10-07-final/Cinderella_Corp_-_Side_Letter_Agreement_Revenue_Share_Final.docx
@@ -584,594 +584,336 @@
     </w:p>
     <w:p>
       <w:pPr>
-        <w:spacing w:before="0" w:after="280"/>
-        <w:jc w:val="center"/>
-      </w:pPr>
-      <w:r>
-        <w:rPr>
-          <w:b w:val="0"/>
-          <w:i/>
-          <w:sz w:val="20"/>
-        </w:rPr>
-        <w:t>Cinderella Corp., a Delaware corporation</w:t>
-      </w:r>
-    </w:p>
-    <w:p>
-      <w:pPr>
-        <w:spacing w:before="80" w:after="120"/>
+        <w:spacing w:before="260" w:after="120"/>
       </w:pPr>
       <w:r>
         <w:rPr>
           <w:b/>
-          <w:sz w:val="23"/>
+          <w:sz w:val="22"/>
         </w:rPr>
         <w:t>1.  Purpose and Scope</w:t>
       </w:r>
     </w:p>
     <w:p>
       <w:pPr>
-        <w:spacing w:before="0" w:after="160"/>
         <w:jc w:val="both"/>
       </w:pPr>
       <w:r>
-        <w:rPr>
-          <w:b w:val="0"/>
-          <w:i w:val="0"/>
-          <w:sz w:val="21"/>
-        </w:rPr>
-        <w:t>This policy applies to all founders, employees, contractors, advisers and other persons seeking payment or reimbursement from Cinderella Corp. (the “Company”). Company-paid expenses must be reasonable, business-related, properly documented and consistent with this policy.</w:t>
+        <w:t>This policy applies to all founders, employees, contractors, advisers and other persons seeking payment or reimbursement from Cinderella Corp. or any entity funded by Cinderella Corp. Company-paid expenses must be reasonable, business-related, properly documented and consistent with this policy.</w:t>
       </w:r>
     </w:p>
     <w:p>
       <w:pPr>
-        <w:spacing w:before="0" w:after="160"/>
-        <w:jc w:val="both"/>
+        <w:spacing w:before="260" w:after="120"/>
       </w:pPr>
       <w:r>
         <w:rPr>
           <w:b/>
-          <w:sz w:val="21"/>
-        </w:rPr>
-        <w:t xml:space="preserve">1.1  Entities not covered.  </w:t>
-      </w:r>
-      <w:r>
-        <w:rPr>
-          <w:b w:val="0"/>
-          <w:i w:val="0"/>
-          <w:sz w:val="21"/>
-        </w:rPr>
-        <w:t>This policy does not apply to any special purpose vehicle, project entity or other entity in which the Company holds an interest but which has its own governing agreement and other equity holders. Expenditure by any such entity is governed by that entity’s own operating agreement and budget.</w:t>
-      </w:r>
-    </w:p>
-    <w:p>
-      <w:pPr>
-        <w:spacing w:before="0" w:after="160"/>
-        <w:jc w:val="both"/>
-      </w:pPr>
-      <w:r>
-        <w:rPr>
-          <w:b/>
-          <w:sz w:val="21"/>
-        </w:rPr>
-        <w:t xml:space="preserve">1.2  Compensation excluded.  </w:t>
-      </w:r>
-      <w:r>
-        <w:rPr>
-          <w:b w:val="0"/>
-          <w:i w:val="0"/>
-          <w:sz w:val="21"/>
-        </w:rPr>
-        <w:t>This policy governs expenses and reimbursements. It does not apply to compensation, including salary, wages, bonuses, equity compensation or contractor fees, which are governed by the applicable individual agreements and by the Board of Directors.</w:t>
-      </w:r>
-    </w:p>
-    <w:p>
-      <w:pPr>
-        <w:spacing w:before="0" w:after="160"/>
-        <w:jc w:val="both"/>
-      </w:pPr>
-      <w:r>
-        <w:rPr>
-          <w:b/>
-          <w:sz w:val="21"/>
-        </w:rPr>
-        <w:t xml:space="preserve">1.3  Definitions.  </w:t>
-      </w:r>
-      <w:r>
-        <w:rPr>
-          <w:b w:val="0"/>
-          <w:i w:val="0"/>
-          <w:sz w:val="21"/>
-        </w:rPr>
-        <w:t>“Investor Representative” means the person then serving in that capacity under the Side Letter Agreement dated [____], 2026. Approvals required of the Investor Representative under this policy may be given by email.</w:t>
-      </w:r>
-    </w:p>
-    <w:p>
-      <w:pPr>
-        <w:spacing w:before="0" w:after="160"/>
-        <w:jc w:val="both"/>
-      </w:pPr>
-      <w:r>
-        <w:rPr>
-          <w:b w:val="0"/>
-          <w:i w:val="0"/>
-          <w:sz w:val="21"/>
-        </w:rPr>
-        <w:t>“Approved Budget” means the Company’s then-current operating budget as approved by the Board of Directors. An expenditure is “within the Approved Budget” if it falls within a line item of the Approved Budget and does not cause that line item to be exceeded.</w:t>
-      </w:r>
-    </w:p>
-    <w:p>
-      <w:pPr>
-        <w:spacing w:before="280" w:after="120"/>
-      </w:pPr>
-      <w:r>
-        <w:rPr>
-          <w:b/>
-          <w:sz w:val="23"/>
+          <w:sz w:val="22"/>
         </w:rPr>
         <w:t>2.  Air Travel</w:t>
       </w:r>
     </w:p>
     <w:p>
       <w:pPr>
-        <w:spacing w:before="0" w:after="160"/>
-        <w:ind w:left="360"/>
-        <w:jc w:val="both"/>
+        <w:spacing w:after="100"/>
+        <w:ind w:left="403"/>
       </w:pPr>
       <w:r>
-        <w:rPr>
-          <w:b w:val="0"/>
-          <w:i w:val="0"/>
-          <w:sz w:val="21"/>
-        </w:rPr>
-        <w:t>Until one hundred percent (100%) of Seed investor capital has been returned to investors, all Company-paid flights must be booked in coach/economy class.</w:t>
+        <w:t>•  Until 100% of Seed investor capital has been returned to investors, all Company-paid flights must be booked in coach/economy class.</w:t>
       </w:r>
     </w:p>
     <w:p>
       <w:pPr>
-        <w:spacing w:before="0" w:after="160"/>
-        <w:ind w:left="360"/>
-        <w:jc w:val="both"/>
+        <w:spacing w:after="100"/>
+        <w:ind w:left="403"/>
       </w:pPr>
       <w:r>
-        <w:rPr>
-          <w:b w:val="0"/>
-          <w:i w:val="0"/>
-          <w:sz w:val="21"/>
-        </w:rPr>
-        <w:t>Following the earlier of (a) return of 100% of Seed investor capital, (b) the closing of a Series A or later preferred financing, or (c) the closing of a definitive distribution agreement with a major streaming or distribution platform:</w:t>
+        <w:t>•  After 100% of Seed investor capital has been returned:</w:t>
       </w:r>
     </w:p>
     <w:p>
       <w:pPr>
-        <w:spacing w:before="0" w:after="60"/>
-        <w:ind w:left="792"/>
-        <w:jc w:val="both"/>
+        <w:spacing w:after="80"/>
+        <w:ind w:left="835"/>
       </w:pPr>
       <w:r>
-        <w:rPr>
-          <w:b w:val="0"/>
-          <w:i w:val="0"/>
-          <w:sz w:val="21"/>
-        </w:rPr>
-        <w:t>•  scheduled flight time of 4 hours or less: coach/economy;</w:t>
+        <w:t>◦  Scheduled flight time of 4 hours or less: coach/economy.</w:t>
       </w:r>
     </w:p>
     <w:p>
       <w:pPr>
-        <w:spacing w:before="0" w:after="60"/>
-        <w:ind w:left="792"/>
-        <w:jc w:val="both"/>
+        <w:spacing w:after="80"/>
+        <w:ind w:left="835"/>
       </w:pPr>
       <w:r>
-        <w:rPr>
-          <w:b w:val="0"/>
-          <w:i w:val="0"/>
-          <w:sz w:val="21"/>
-        </w:rPr>
-        <w:t>•  more than 4 hours and up to 7 hours: premium economy;</w:t>
+        <w:t>◦  More than 4 hours and up to 7 hours: premium economy.</w:t>
       </w:r>
     </w:p>
     <w:p>
       <w:pPr>
-        <w:spacing w:before="0" w:after="60"/>
-        <w:ind w:left="792"/>
-        <w:jc w:val="both"/>
+        <w:spacing w:after="80"/>
+        <w:ind w:left="835"/>
       </w:pPr>
       <w:r>
-        <w:rPr>
-          <w:b w:val="0"/>
-          <w:i w:val="0"/>
-          <w:sz w:val="21"/>
-        </w:rPr>
-        <w:t>•  more than 7 hours: business class.</w:t>
+        <w:t>◦  More than 7 hours: business class.</w:t>
       </w:r>
     </w:p>
     <w:p>
       <w:pPr>
-        <w:spacing w:before="120" w:after="160"/>
-        <w:ind w:left="360"/>
-        <w:jc w:val="both"/>
+        <w:spacing w:after="100"/>
+        <w:ind w:left="403"/>
       </w:pPr>
       <w:r>
-        <w:rPr>
-          <w:b w:val="0"/>
-          <w:i w:val="0"/>
-          <w:sz w:val="21"/>
-        </w:rPr>
-        <w:t>Travelers may use personal cash, points or miles to upgrade above the permitted class at no cost to the Company.</w:t>
+        <w:t>•  Travelers may use personal cash, points or miles to upgrade above the permitted class at no cost to the Company.</w:t>
       </w:r>
     </w:p>
     <w:p>
       <w:pPr>
-        <w:spacing w:before="0" w:after="160"/>
-        <w:ind w:left="360"/>
-        <w:jc w:val="both"/>
+        <w:spacing w:after="100"/>
+        <w:ind w:left="403"/>
       </w:pPr>
       <w:r>
-        <w:rPr>
-          <w:b w:val="0"/>
-          <w:i w:val="0"/>
-          <w:sz w:val="21"/>
-        </w:rPr>
-        <w:t>Any exception to the permitted cabin class requires the prior written approval of the Investor Representative.</w:t>
+        <w:t>•  Any exception to the permitted cabin class requires Ankur Jain’s prior written approval by email.</w:t>
       </w:r>
     </w:p>
     <w:p>
       <w:pPr>
-        <w:spacing w:before="280" w:after="120"/>
+        <w:spacing w:before="260" w:after="120"/>
       </w:pPr>
       <w:r>
         <w:rPr>
           <w:b/>
-          <w:sz w:val="23"/>
+          <w:sz w:val="22"/>
         </w:rPr>
-        <w:t>3.  Lodging</w:t>
+        <w:t>3.  Hotels and Airbnb</w:t>
       </w:r>
     </w:p>
     <w:p>
       <w:pPr>
-        <w:spacing w:before="0" w:after="160"/>
-        <w:ind w:left="360"/>
-        <w:jc w:val="both"/>
+        <w:spacing w:after="100"/>
+        <w:ind w:left="403"/>
       </w:pPr>
       <w:r>
-        <w:rPr>
-          <w:b w:val="0"/>
-          <w:i w:val="0"/>
-          <w:sz w:val="21"/>
-        </w:rPr>
-        <w:t>Maximum lodging rate: $300 per night before taxes, except that in New York, San Francisco, Los Angeles, Boston, Chicago and Washington, D.C. the maximum is $450 per night before taxes. Where the U.S. General Services Administration publishes a higher per-diem lodging rate for the locality and dates of travel, that rate applies instead.</w:t>
+        <w:t>•  Maximum lodging rate: $300 per night before taxes.</w:t>
       </w:r>
     </w:p>
     <w:p>
       <w:pPr>
-        <w:spacing w:before="0" w:after="160"/>
-        <w:ind w:left="360"/>
-        <w:jc w:val="both"/>
+        <w:spacing w:after="100"/>
+        <w:ind w:left="403"/>
       </w:pPr>
       <w:r>
-        <w:rPr>
-          <w:b w:val="0"/>
-          <w:i w:val="0"/>
-          <w:sz w:val="21"/>
-        </w:rPr>
-        <w:t>Any lodging above the applicable limit requires the prior written approval of the Investor Representative.</w:t>
+        <w:t>•  Any lodging above the $300 nightly limit requires Ankur Jain’s prior written approval by email.</w:t>
       </w:r>
     </w:p>
     <w:p>
       <w:pPr>
-        <w:spacing w:before="0" w:after="160"/>
-        <w:ind w:left="360"/>
-        <w:jc w:val="both"/>
+        <w:spacing w:after="100"/>
+        <w:ind w:left="403"/>
       </w:pPr>
       <w:r>
-        <w:rPr>
-          <w:b w:val="0"/>
-          <w:i w:val="0"/>
-          <w:sz w:val="21"/>
-        </w:rPr>
-        <w:t>Personal extensions, room upgrades and other incremental personal costs are not reimbursable.</w:t>
+        <w:t>•  Personal extensions, room upgrades and other incremental personal costs are not reimbursable.</w:t>
       </w:r>
     </w:p>
     <w:p>
       <w:pPr>
-        <w:spacing w:before="280" w:after="120"/>
+        <w:spacing w:before="260" w:after="120"/>
       </w:pPr>
       <w:r>
         <w:rPr>
           <w:b/>
-          <w:sz w:val="23"/>
+          <w:sz w:val="22"/>
         </w:rPr>
         <w:t>4.  Meals</w:t>
       </w:r>
     </w:p>
     <w:p>
       <w:pPr>
-        <w:spacing w:before="0" w:after="160"/>
-        <w:ind w:left="360"/>
-        <w:jc w:val="both"/>
+        <w:spacing w:after="100"/>
+        <w:ind w:left="403"/>
       </w:pPr>
       <w:r>
-        <w:rPr>
-          <w:b w:val="0"/>
-          <w:i w:val="0"/>
-          <w:sz w:val="21"/>
-        </w:rPr>
-        <w:t>Breakfast up to $20, lunch up to $30, and dinner up to $50, with a maximum daily meal allowance of $100 per traveler.</w:t>
+        <w:t>•  Breakfast: up to $20 per day.</w:t>
       </w:r>
     </w:p>
     <w:p>
       <w:pPr>
-        <w:spacing w:before="0" w:after="160"/>
-        <w:ind w:left="360"/>
-        <w:jc w:val="both"/>
+        <w:spacing w:after="100"/>
+        <w:ind w:left="403"/>
       </w:pPr>
       <w:r>
-        <w:rPr>
-          <w:b w:val="0"/>
-          <w:i w:val="0"/>
-          <w:sz w:val="21"/>
-        </w:rPr>
-        <w:t>The daily maximum does not apply to a documented business-development meal with one or more third parties, provided the expense report identifies the attendees and the business purpose. Such meals remain subject to Section 5.</w:t>
+        <w:t>•  Lunch: up to $30 per day.</w:t>
       </w:r>
     </w:p>
     <w:p>
       <w:pPr>
-        <w:spacing w:before="0" w:after="160"/>
-        <w:ind w:left="360"/>
-        <w:jc w:val="both"/>
+        <w:spacing w:after="100"/>
+        <w:ind w:left="403"/>
       </w:pPr>
       <w:r>
-        <w:rPr>
-          <w:b w:val="0"/>
-          <w:i w:val="0"/>
-          <w:sz w:val="21"/>
-        </w:rPr>
-        <w:t>If a meal is provided by a conference, hotel, sponsor, school, investor or other third party, the corresponding meal allowance is not reimbursable.</w:t>
+        <w:t>•  Dinner: up to $50 per day.</w:t>
       </w:r>
     </w:p>
     <w:p>
       <w:pPr>
-        <w:spacing w:before="0" w:after="160"/>
-        <w:ind w:left="360"/>
-        <w:jc w:val="both"/>
+        <w:spacing w:after="100"/>
+        <w:ind w:left="403"/>
       </w:pPr>
       <w:r>
-        <w:rPr>
-          <w:b w:val="0"/>
-          <w:i w:val="0"/>
-          <w:sz w:val="21"/>
-        </w:rPr>
-        <w:t>Alcohol and entertainment are not reimbursable unless they are part of a bona fide business-development expense and otherwise comply with this policy.</w:t>
+        <w:t>•  Maximum daily meal allowance: $100.</w:t>
       </w:r>
     </w:p>
     <w:p>
       <w:pPr>
-        <w:spacing w:before="280" w:after="120"/>
+        <w:spacing w:after="100"/>
+        <w:ind w:left="403"/>
+      </w:pPr>
+      <w:r>
+        <w:t>•  If a meal is provided by a conference, hotel, sponsor, school, investor or other third party, the corresponding meal allowance is not reimbursable.</w:t>
+      </w:r>
+    </w:p>
+    <w:p>
+      <w:pPr>
+        <w:spacing w:after="100"/>
+        <w:ind w:left="403"/>
+      </w:pPr>
+      <w:r>
+        <w:t>•  Alcohol and entertainment are not reimbursable unless they are part of a bona fide business-development expense and otherwise comply with this policy.</w:t>
+      </w:r>
+    </w:p>
+    <w:p>
+      <w:pPr>
+        <w:spacing w:before="260" w:after="120"/>
       </w:pPr>
       <w:r>
         <w:rPr>
           <w:b/>
-          <w:sz w:val="23"/>
+          <w:sz w:val="22"/>
         </w:rPr>
         <w:t>5.  Other Business Expenses</w:t>
       </w:r>
     </w:p>
     <w:p>
       <w:pPr>
-        <w:spacing w:before="0" w:after="160"/>
-        <w:ind w:left="360"/>
-        <w:jc w:val="both"/>
+        <w:spacing w:after="100"/>
+        <w:ind w:left="403"/>
       </w:pPr>
       <w:r>
-        <w:rPr>
-          <w:b w:val="0"/>
-          <w:i w:val="0"/>
-          <w:sz w:val="21"/>
-        </w:rPr>
-        <w:t>Any single non-flight, non-lodging expense or commitment over five thousand dollars ($5,000) that is NOT within the Approved Budget requires the prior written approval of the Investor Representative. Expenditures within the Approved Budget do not require approval under this Section, regardless of amount.</w:t>
+        <w:t>•  Any single non-flight, non-lodging expense or commitment over $500 requires Ankur Jain’s prior written approval by email.</w:t>
       </w:r>
     </w:p>
     <w:p>
       <w:pPr>
-        <w:spacing w:before="0" w:after="160"/>
-        <w:ind w:left="360"/>
-        <w:jc w:val="both"/>
+        <w:spacing w:after="100"/>
+        <w:ind w:left="403"/>
       </w:pPr>
       <w:r>
-        <w:rPr>
-          <w:b w:val="0"/>
-          <w:i w:val="0"/>
-          <w:sz w:val="21"/>
-        </w:rPr>
-        <w:t>A series of related expenditures to a single vendor within any ninety (90) day period is treated as a single expenditure for purposes of this Section.</w:t>
+        <w:t>•  This includes, without limitation, entertainment, consultants, vendors, subscriptions, equipment, event costs, gifts, marketing and other business-development expenditures.</w:t>
       </w:r>
     </w:p>
     <w:p>
       <w:pPr>
-        <w:spacing w:before="0" w:after="160"/>
-        <w:ind w:left="360"/>
-        <w:jc w:val="both"/>
+        <w:spacing w:after="100"/>
+        <w:ind w:left="403"/>
       </w:pPr>
       <w:r>
-        <w:rPr>
-          <w:b w:val="0"/>
-          <w:i w:val="0"/>
-          <w:sz w:val="21"/>
-        </w:rPr>
-        <w:t>This Section applies to entertainment, consultants, vendors, subscriptions, equipment, event costs, gifts, marketing and other business-development expenditures. It does not apply to fees of the Company’s outside legal counsel, accountants or other professional advisers engaged with Board approval, or to insurance premiums, taxes, statutory filing fees or other amounts the Company is legally obligated to pay.</w:t>
+        <w:t>•  Reasonable ground transportation, parking, tolls and similar travel expenses are reimbursable when incurred for Company business.</w:t>
       </w:r>
     </w:p>
     <w:p>
       <w:pPr>
-        <w:spacing w:before="0" w:after="160"/>
-        <w:ind w:left="360"/>
-        <w:jc w:val="both"/>
-      </w:pPr>
-      <w:r>
-        <w:rPr>
-          <w:b w:val="0"/>
-          <w:i w:val="0"/>
-          <w:sz w:val="21"/>
-        </w:rPr>
-        <w:t>Reasonable ground transportation, parking, tolls and similar travel expenses are reimbursable when incurred for Company business.</w:t>
-      </w:r>
-    </w:p>
-    <w:p>
-      <w:pPr>
-        <w:spacing w:before="280" w:after="120"/>
+        <w:spacing w:before="260" w:after="120"/>
       </w:pPr>
       <w:r>
         <w:rPr>
           <w:b/>
-          <w:sz w:val="23"/>
+          <w:sz w:val="22"/>
         </w:rPr>
         <w:t>6.  Documentation and Reimbursement</w:t>
       </w:r>
     </w:p>
     <w:p>
       <w:pPr>
-        <w:spacing w:before="0" w:after="80"/>
-        <w:ind w:left="360"/>
-        <w:jc w:val="both"/>
+        <w:spacing w:after="100"/>
+        <w:ind w:left="403"/>
       </w:pPr>
       <w:r>
-        <w:rPr>
-          <w:b w:val="0"/>
-          <w:i w:val="0"/>
-          <w:sz w:val="21"/>
-        </w:rPr>
         <w:t>•  Receipts or other reasonable supporting documentation are required for reimbursement.</w:t>
       </w:r>
     </w:p>
     <w:p>
       <w:pPr>
-        <w:spacing w:before="0" w:after="80"/>
-        <w:ind w:left="360"/>
-        <w:jc w:val="both"/>
+        <w:spacing w:after="100"/>
+        <w:ind w:left="403"/>
       </w:pPr>
       <w:r>
-        <w:rPr>
-          <w:b w:val="0"/>
-          <w:i w:val="0"/>
-          <w:sz w:val="21"/>
-        </w:rPr>
         <w:t>•  Expense reports should identify the business purpose and, for business-development meals or entertainment, the attendees.</w:t>
       </w:r>
     </w:p>
     <w:p>
       <w:pPr>
-        <w:spacing w:before="0" w:after="80"/>
-        <w:ind w:left="360"/>
-        <w:jc w:val="both"/>
+        <w:spacing w:after="100"/>
+        <w:ind w:left="403"/>
       </w:pPr>
       <w:r>
-        <w:rPr>
-          <w:b w:val="0"/>
-          <w:i w:val="0"/>
-          <w:sz w:val="21"/>
-        </w:rPr>
         <w:t>•  Reimbursement requests should be submitted within 30 days after the expense is incurred whenever practicable.</w:t>
       </w:r>
     </w:p>
     <w:p>
       <w:pPr>
-        <w:spacing w:before="0" w:after="80"/>
-        <w:ind w:left="360"/>
-        <w:jc w:val="both"/>
+        <w:spacing w:after="100"/>
+        <w:ind w:left="403"/>
       </w:pPr>
       <w:r>
-        <w:rPr>
-          <w:b w:val="0"/>
-          <w:i w:val="0"/>
-          <w:sz w:val="21"/>
-        </w:rPr>
         <w:t>•  Personal expenses are not reimbursable.</w:t>
       </w:r>
     </w:p>
     <w:p>
       <w:pPr>
-        <w:spacing w:before="280" w:after="120"/>
+        <w:spacing w:before="260" w:after="120"/>
       </w:pPr>
       <w:r>
         <w:rPr>
           <w:b/>
-          <w:sz w:val="23"/>
+          <w:sz w:val="22"/>
         </w:rPr>
         <w:t>7.  Exceptions and Amendments</w:t>
       </w:r>
     </w:p>
     <w:p>
       <w:pPr>
-        <w:spacing w:before="0" w:after="160"/>
-        <w:ind w:left="360"/>
-        <w:jc w:val="both"/>
+        <w:spacing w:after="100"/>
+        <w:ind w:left="403"/>
       </w:pPr>
       <w:r>
-        <w:rPr>
-          <w:b w:val="0"/>
-          <w:i w:val="0"/>
-          <w:sz w:val="21"/>
-        </w:rPr>
-        <w:t>No person may approve his or her own exception to this policy.</w:t>
+        <w:t>•  No person may approve his or her own exception to this policy.</w:t>
       </w:r>
     </w:p>
     <w:p>
       <w:pPr>
-        <w:spacing w:before="0" w:after="160"/>
-        <w:ind w:left="360"/>
-        <w:jc w:val="both"/>
+        <w:spacing w:after="100"/>
+        <w:ind w:left="403"/>
       </w:pPr>
       <w:r>
-        <w:rPr>
-          <w:b w:val="0"/>
-          <w:i w:val="0"/>
-          <w:sz w:val="21"/>
-        </w:rPr>
-        <w:t>Any exception requiring approval under this policy must be approved in advance by the Investor Representative. Approval or rejection shall be given within three (3) business days of a written request; a request not responded to within that period is deemed approved.</w:t>
+        <w:t>•  Any exception requiring approval under this policy must be approved in advance by Ankur Jain via email.</w:t>
       </w:r>
     </w:p>
     <w:p>
       <w:pPr>
-        <w:spacing w:before="0" w:after="160"/>
-        <w:ind w:left="360"/>
-        <w:jc w:val="both"/>
+        <w:spacing w:after="100"/>
+        <w:ind w:left="403"/>
       </w:pPr>
       <w:r>
-        <w:rPr>
-          <w:b w:val="0"/>
-          <w:i w:val="0"/>
-          <w:sz w:val="21"/>
-        </w:rPr>
-        <w:t>Until the earlier of the events described in Section 2, any material amendment to this policy requires the written approval of both the Chief Executive Officer and the Investor Representative.</w:t>
+        <w:t>•  Until 100% of Seed investor capital has been returned, any material amendment to this policy requires the written approval of both the Chief Executive Officer and Ankur Jain in his capacity as Investor Representative.</w:t>
       </w:r>
     </w:p>
     <w:p>
       <w:pPr>
-        <w:spacing w:before="0" w:after="160"/>
-        <w:ind w:left="360"/>
-        <w:jc w:val="both"/>
+        <w:spacing w:before="440"/>
+        <w:jc w:val="center"/>
       </w:pPr>
       <w:r>
-        <w:rPr>
-          <w:b w:val="0"/>
-          <w:i w:val="0"/>
-          <w:sz w:val="21"/>
-        </w:rPr>
-        <w:t>This policy terminates automatically upon the earlier of the events described in Section 2, after which Company expenditure is governed by the Board of Directors.</w:t>
-      </w:r>
-    </w:p>
-    <w:p>
-      <w:pPr>
-        <w:spacing w:before="360" w:after="160"/>
-        <w:jc w:val="both"/>
-      </w:pPr>
-      <w:r>
-        <w:rPr>
-          <w:b w:val="0"/>
-          <w:i w:val="0"/>
-          <w:sz w:val="21"/>
-        </w:rPr>
         <w:t>Adopted:  ____________________</w:t>
       </w:r>
     </w:p>

--- a/cinderella/legal/out-2026-10-07-final/Cinderella_Corp_-_Side_Letter_Agreement_Revenue_Share_Final.docx
+++ b/cinderella/legal/out-2026-10-07-final/Cinderella_Corp_-_Side_Letter_Agreement_Revenue_Share_Final.docx
@@ -519,7 +519,7 @@
     </w:p>
     <w:p>
       <w:r>
-        <w:t>INVESTORS:</w:t>
+        <w:t>INVESTOR:</w:t>
       </w:r>
     </w:p>
     <w:p>
